--- a/reports/Ecommerce_Profit_Analysis_Report.docx
+++ b/reports/Ecommerce_Profit_Analysis_Report.docx
@@ -51,7 +51,7 @@
           <w:rFonts w:asciiTheme="majorHAnsi" w:hAnsiTheme="majorHAnsi" w:cstheme="majorHAnsi"/>
           <w:color w:val="92D050"/>
         </w:rPr>
-        <w:t>Prepared for GitHub portfolio submission and presentation defense.</w:t>
+        <w:t>Prepared for GitHub portfolio submission and presentation defense</w:t>
       </w:r>
     </w:p>
     <w:p>
